--- a/LIFE750asm2.docx
+++ b/LIFE750asm2.docx
@@ -173,19 +173,9 @@
           <w:sz w:val="22"/>
           <w:szCs w:val="22"/>
         </w:rPr>
-        <w:t>GeneX_</w:t>
-      </w:r>
-      <w:proofErr w:type="gramStart"/>
-      <w:r>
-        <w:rPr>
-          <w:rFonts w:ascii="Calibri" w:hAnsi="Calibri" w:cs="Calibri"/>
-          <w:sz w:val="22"/>
-          <w:szCs w:val="22"/>
-        </w:rPr>
-        <w:t>reference.fa</w:t>
+        <w:t>GeneX_reference.fa</w:t>
       </w:r>
       <w:proofErr w:type="spellEnd"/>
-      <w:proofErr w:type="gramEnd"/>
       <w:r>
         <w:rPr>
           <w:rFonts w:ascii="Calibri" w:hAnsi="Calibri" w:cs="Calibri"/>
@@ -685,18 +675,8 @@
           <w:sz w:val="22"/>
           <w:szCs w:val="22"/>
         </w:rPr>
-        <w:t xml:space="preserve"> </w:t>
-      </w:r>
-      <w:proofErr w:type="gramStart"/>
-      <w:r>
-        <w:rPr>
-          <w:rFonts w:ascii="Calibri" w:hAnsi="Calibri" w:cs="Calibri"/>
-          <w:sz w:val="22"/>
-          <w:szCs w:val="22"/>
-        </w:rPr>
-        <w:t>wild-type</w:t>
-      </w:r>
-      <w:proofErr w:type="gramEnd"/>
+        <w:t xml:space="preserve"> wild-type</w:t>
+      </w:r>
       <w:r>
         <w:rPr>
           <w:rFonts w:ascii="Calibri" w:hAnsi="Calibri" w:cs="Calibri"/>
@@ -721,25 +701,7 @@
           <w:sz w:val="22"/>
           <w:szCs w:val="22"/>
         </w:rPr>
-        <w:t>) was mapped against the genome annotation (</w:t>
-      </w:r>
-      <w:proofErr w:type="gramStart"/>
-      <w:r>
-        <w:rPr>
-          <w:rFonts w:ascii="Calibri" w:hAnsi="Calibri" w:cs="Calibri"/>
-          <w:sz w:val="22"/>
-          <w:szCs w:val="22"/>
-        </w:rPr>
-        <w:t>genes.gff</w:t>
-      </w:r>
-      <w:proofErr w:type="gramEnd"/>
-      <w:r>
-        <w:rPr>
-          <w:rFonts w:ascii="Calibri" w:hAnsi="Calibri" w:cs="Calibri"/>
-          <w:sz w:val="22"/>
-          <w:szCs w:val="22"/>
-        </w:rPr>
-        <w:t>3)</w:t>
+        <w:t>) was mapped against the genome annotation (genes.gff3)</w:t>
       </w:r>
       <w:r>
         <w:rPr>
@@ -924,25 +886,7 @@
           <w:sz w:val="22"/>
           <w:szCs w:val="22"/>
         </w:rPr>
-        <w:t xml:space="preserve">Upon filtering for high-quality variants in the mutant sequences against the reference, </w:t>
-      </w:r>
-      <w:proofErr w:type="gramStart"/>
-      <w:r>
-        <w:rPr>
-          <w:rFonts w:ascii="Calibri" w:hAnsi="Calibri" w:cs="Calibri"/>
-          <w:sz w:val="22"/>
-          <w:szCs w:val="22"/>
-        </w:rPr>
-        <w:t>three point</w:t>
-      </w:r>
-      <w:proofErr w:type="gramEnd"/>
-      <w:r>
-        <w:rPr>
-          <w:rFonts w:ascii="Calibri" w:hAnsi="Calibri" w:cs="Calibri"/>
-          <w:sz w:val="22"/>
-          <w:szCs w:val="22"/>
-        </w:rPr>
-        <w:t xml:space="preserve"> mutations were identified. This includes the alteration of base A to T at position 82 (QUAL = 6180, DP = 189), T to </w:t>
+        <w:t xml:space="preserve">Upon filtering for high-quality variants in the mutant sequences against the reference, three point mutations were identified. This includes the alteration of base A to T at position 82 (QUAL = 6180, DP = 189), T to </w:t>
       </w:r>
       <w:proofErr w:type="spellStart"/>
       <w:r>
@@ -4260,6 +4204,43 @@
     </w:p>
     <w:p>
       <w:pPr>
+        <w:rPr>
+          <w:rFonts w:ascii="Calibri" w:hAnsi="Calibri" w:cs="Calibri"/>
+          <w:sz w:val="22"/>
+          <w:szCs w:val="22"/>
+        </w:rPr>
+      </w:pPr>
+      <w:r>
+        <w:rPr>
+          <w:rFonts w:ascii="Calibri" w:hAnsi="Calibri" w:cs="Calibri"/>
+          <w:sz w:val="22"/>
+          <w:szCs w:val="22"/>
+        </w:rPr>
+        <w:t xml:space="preserve">GitHub Repository Link: </w:t>
+      </w:r>
+      <w:hyperlink r:id="rId10" w:history="1">
+        <w:r>
+          <w:rPr>
+            <w:rStyle w:val="Hyperlink"/>
+            <w:rFonts w:ascii="Calibri" w:hAnsi="Calibri" w:cs="Calibri"/>
+            <w:sz w:val="22"/>
+            <w:szCs w:val="22"/>
+          </w:rPr>
+          <w:t>https://github.com/hannahkwokcy/LIFE750asm2</w:t>
+        </w:r>
+      </w:hyperlink>
+    </w:p>
+    <w:p>
+      <w:pPr>
+        <w:rPr>
+          <w:rFonts w:ascii="Calibri" w:hAnsi="Calibri" w:cs="Calibri"/>
+          <w:sz w:val="22"/>
+          <w:szCs w:val="22"/>
+        </w:rPr>
+      </w:pPr>
+    </w:p>
+    <w:p>
+      <w:pPr>
         <w:jc w:val="center"/>
         <w:rPr>
           <w:rFonts w:ascii="Calibri" w:hAnsi="Calibri" w:cs="Calibri"/>
@@ -4293,7 +4274,7 @@
                     </pic:cNvPicPr>
                   </pic:nvPicPr>
                   <pic:blipFill rotWithShape="1">
-                    <a:blip r:embed="rId10">
+                    <a:blip r:embed="rId11">
                       <a:extLst>
                         <a:ext uri="{28A0092B-C50C-407E-A947-70E740481C1C}">
                           <a14:useLocalDpi xmlns:a14="http://schemas.microsoft.com/office/drawing/2010/main" val="0"/>
@@ -4445,7 +4426,7 @@
                     </pic:cNvPicPr>
                   </pic:nvPicPr>
                   <pic:blipFill rotWithShape="1">
-                    <a:blip r:embed="rId11">
+                    <a:blip r:embed="rId12">
                       <a:extLst>
                         <a:ext uri="{28A0092B-C50C-407E-A947-70E740481C1C}">
                           <a14:useLocalDpi xmlns:a14="http://schemas.microsoft.com/office/drawing/2010/main" val="0"/>
@@ -4720,7 +4701,6 @@
         <w:t xml:space="preserve">, 10(2). </w:t>
       </w:r>
       <w:proofErr w:type="spellStart"/>
-      <w:proofErr w:type="gramStart"/>
       <w:r>
         <w:rPr>
           <w:rFonts w:ascii="Calibri" w:hAnsi="Calibri" w:cs="Calibri"/>
@@ -4754,16 +4734,7 @@
           <w:sz w:val="22"/>
           <w:szCs w:val="22"/>
         </w:rPr>
-        <w:t>/giab008</w:t>
-      </w:r>
-      <w:proofErr w:type="gramEnd"/>
-      <w:r>
-        <w:rPr>
-          <w:rFonts w:ascii="Calibri" w:hAnsi="Calibri" w:cs="Calibri"/>
-          <w:sz w:val="22"/>
-          <w:szCs w:val="22"/>
-        </w:rPr>
-        <w:t>.</w:t>
+        <w:t>/giab008.</w:t>
       </w:r>
     </w:p>
     <w:p>
@@ -4836,7 +4807,6 @@
         <w:t xml:space="preserve">, [online] 25(14), pp.1754–60. </w:t>
       </w:r>
       <w:proofErr w:type="spellStart"/>
-      <w:proofErr w:type="gramStart"/>
       <w:r>
         <w:rPr>
           <w:rFonts w:ascii="Calibri" w:hAnsi="Calibri" w:cs="Calibri"/>
@@ -4852,16 +4822,7 @@
           <w:sz w:val="22"/>
           <w:szCs w:val="22"/>
         </w:rPr>
-        <w:t>://doi.org/10.1093/bioinformatics/btp324</w:t>
-      </w:r>
-      <w:proofErr w:type="gramEnd"/>
-      <w:r>
-        <w:rPr>
-          <w:rFonts w:ascii="Calibri" w:hAnsi="Calibri" w:cs="Calibri"/>
-          <w:sz w:val="22"/>
-          <w:szCs w:val="22"/>
-        </w:rPr>
-        <w:t>.</w:t>
+        <w:t>://doi.org/10.1093/bioinformatics/btp324.</w:t>
       </w:r>
     </w:p>
     <w:p>
@@ -5006,7 +4967,6 @@
         <w:t xml:space="preserve">, 15(12), p.550. </w:t>
       </w:r>
       <w:proofErr w:type="spellStart"/>
-      <w:proofErr w:type="gramStart"/>
       <w:r>
         <w:rPr>
           <w:rFonts w:ascii="Calibri" w:hAnsi="Calibri" w:cs="Calibri"/>
@@ -5022,16 +4982,7 @@
           <w:sz w:val="22"/>
           <w:szCs w:val="22"/>
         </w:rPr>
-        <w:t>://doi.org/10.1186/s13059-014-0550-8</w:t>
-      </w:r>
-      <w:proofErr w:type="gramEnd"/>
-      <w:r>
-        <w:rPr>
-          <w:rFonts w:ascii="Calibri" w:hAnsi="Calibri" w:cs="Calibri"/>
-          <w:sz w:val="22"/>
-          <w:szCs w:val="22"/>
-        </w:rPr>
-        <w:t>.</w:t>
+        <w:t>://doi.org/10.1186/s13059-014-0550-8.</w:t>
       </w:r>
     </w:p>
     <w:p>
@@ -5129,29 +5080,7 @@
           <w:sz w:val="22"/>
           <w:szCs w:val="22"/>
         </w:rPr>
-        <w:t xml:space="preserve">Journal of </w:t>
-      </w:r>
-      <w:proofErr w:type="gramStart"/>
-      <w:r>
-        <w:rPr>
-          <w:rFonts w:ascii="Calibri" w:hAnsi="Calibri" w:cs="Calibri"/>
-          <w:i/>
-          <w:iCs/>
-          <w:sz w:val="22"/>
-          <w:szCs w:val="22"/>
-        </w:rPr>
-        <w:t>Open Source</w:t>
-      </w:r>
-      <w:proofErr w:type="gramEnd"/>
-      <w:r>
-        <w:rPr>
-          <w:rFonts w:ascii="Calibri" w:hAnsi="Calibri" w:cs="Calibri"/>
-          <w:i/>
-          <w:iCs/>
-          <w:sz w:val="22"/>
-          <w:szCs w:val="22"/>
-        </w:rPr>
-        <w:t xml:space="preserve"> Software</w:t>
+        <w:t>Journal of Open Source Software</w:t>
       </w:r>
       <w:r>
         <w:rPr>
@@ -5208,7 +5137,7 @@
         </w:rPr>
         <w:t>. R package version 1.2.1, </w:t>
       </w:r>
-      <w:hyperlink r:id="rId12" w:history="1">
+      <w:hyperlink r:id="rId13" w:history="1">
         <w:r>
           <w:rPr>
             <w:rStyle w:val="Hyperlink"/>
@@ -5425,7 +5354,7 @@
               </w:rPr>
               <w:t xml:space="preserve">; link with chat history: </w:t>
             </w:r>
-            <w:hyperlink r:id="rId13" w:history="1">
+            <w:hyperlink r:id="rId14" w:history="1">
               <w:r>
                 <w:rPr>
                   <w:rStyle w:val="Hyperlink"/>
@@ -5525,7 +5454,7 @@
               </w:rPr>
               <w:t xml:space="preserve">Grammarly Inc (web version); </w:t>
             </w:r>
-            <w:hyperlink r:id="rId14" w:history="1">
+            <w:hyperlink r:id="rId15" w:history="1">
               <w:r>
                 <w:rPr>
                   <w:rStyle w:val="Hyperlink"/>
